--- a/public/temas/ejercicio-3/ESQUEMA TEMA 31.docx
+++ b/public/temas/ejercicio-3/ESQUEMA TEMA 31.docx
@@ -181,7 +181,7 @@
           <w:b/>
           <w:sz w:val="22"/>
         </w:rPr>
-        <w:t>Artículo 6</w:t>
+        <w:t>Art. 6</w:t>
       </w:r>
       <w:r>
         <w:rPr>
@@ -805,7 +805,7 @@
           <w:b/>
           <w:sz w:val="22"/>
         </w:rPr>
-        <w:t>artículos 207 y 218 TFUE</w:t>
+        <w:t>arts. 207 y 218 TFUE</w:t>
       </w:r>
       <w:r>
         <w:rPr>
@@ -900,7 +900,7 @@
           <w:rFonts w:ascii="Cambria" w:hAnsi="Cambria" w:cs="Cambria" w:eastAsia="Cambria"/>
           <w:sz w:val="22"/>
         </w:rPr>
-        <w:t xml:space="preserve"> (antes Comité del Artículo 133, hasta Lisboa, 1 diciembre 2009)</w:t>
+        <w:t xml:space="preserve"> (antes Comité del Art. 133, hasta Lisboa, 1 diciembre 2009)</w:t>
       </w:r>
     </w:p>
     <w:p>
@@ -1227,7 +1227,7 @@
           <w:b/>
           <w:sz w:val="22"/>
         </w:rPr>
-        <w:t>Estados Unidos, Canadá, Australia, Nueva Zelanda, Suiza, Japón e Israel</w:t>
+        <w:t>EEUU, Canadá, Australia, Nueva Zelanda, Suiza, Japón e Israel</w:t>
       </w:r>
     </w:p>
     <w:p>
@@ -1242,7 +1242,7 @@
           <w:b/>
           <w:sz w:val="22"/>
         </w:rPr>
-        <w:t>Estados Unidos</w:t>
+        <w:t>EEUU</w:t>
       </w:r>
       <w:r>
         <w:rPr>
@@ -2754,7 +2754,7 @@
           <w:b/>
           <w:sz w:val="22"/>
         </w:rPr>
-        <w:t>artículo 25 del Reglamento (UE) 2019/1020</w:t>
+        <w:t>art. 25 del Reglamento (UE) 2019/1020</w:t>
       </w:r>
       <w:r>
         <w:rPr>
